--- a/jayananda/Jayananda-Chaitanya-Mangala-ru.docx
+++ b/jayananda/Jayananda-Chaitanya-Mangala-ru.docx
@@ -155,6 +155,34 @@
       </w:r>
       <w:r>
         <w:t xml:space="preserve"> (1922) — английский перевод сцены кончины Чайтаньи по Джаянанде.</w:t>
+      </w:r>
+      <w:r>
+        <w:br/>
+      </w:r>
+      <w:r>
+        <w:t xml:space="preserve">5. </w:t>
+      </w:r>
+      <w:r>
+        <w:rPr>
+          <w:b/>
+          <w:i w:val="0"/>
+        </w:rPr>
+        <w:t>Цитаты из поэмы у позднейших авторов</w:t>
+      </w:r>
+      <w:r>
+        <w:t xml:space="preserve"> — 88 отрывков, собранных из работ Д. Ч. Сена (1914),</w:t>
+      </w:r>
+      <w:r>
+        <w:br/>
+      </w:r>
+      <w:r>
+        <w:t xml:space="preserve">   Гириджашанкара Райчаудхури (1946), Б. Маджумдара (1939/1959), Сукумара Сена (1940) и др.; переведены</w:t>
+      </w:r>
+      <w:r>
+        <w:br/>
+      </w:r>
+      <w:r>
+        <w:t xml:space="preserve">   только стихи Джаянанды, расположены по кхандам.</w:t>
       </w:r>
     </w:p>
     <w:p>
